--- a/takehomeexam1.docx
+++ b/takehomeexam1.docx
@@ -404,6 +404,12 @@
       <w:r>
         <w:t xml:space="preserve">You can get the metadata (variable descriptions) with </w:t>
       </w:r>
+    </w:p>
+    <w:p/>
+    <w:p>
+      <w:pPr>
+        <w:ind w:firstLine="720"/>
+      </w:pPr>
       <w:r>
         <w:t xml:space="preserve">import delimited using </w:t>
       </w:r>
@@ -424,7 +430,7 @@
       </w:r>
       <w:proofErr w:type="spellEnd"/>
       <w:r>
-        <w:t>(1).</w:t>
+        <w:t>(1)</w:t>
       </w:r>
     </w:p>
     <w:p/>
@@ -579,7 +585,6 @@
     <w:p/>
     <w:p>
       <w:r>
-        <w:lastRenderedPageBreak/>
         <w:t xml:space="preserve">and alternative assumptions about the error term </w:t>
       </w:r>
       <w:proofErr w:type="spellStart"/>
@@ -963,7 +968,6 @@
         <w:ind w:left="1440"/>
       </w:pPr>
       <w:r>
-        <w:lastRenderedPageBreak/>
         <w:t>[YOUR ANSWER HERE]</w:t>
       </w:r>
     </w:p>

--- a/takehomeexam1.docx
+++ b/takehomeexam1.docx
@@ -32,22 +32,6 @@
           <w:bCs/>
         </w:rPr>
         <w:t>Graded Problem Set #1</w:t>
-      </w:r>
-    </w:p>
-    <w:p>
-      <w:pPr>
-        <w:jc w:val="center"/>
-        <w:rPr>
-          <w:b/>
-          <w:bCs/>
-        </w:rPr>
-      </w:pPr>
-      <w:r>
-        <w:rPr>
-          <w:b/>
-          <w:bCs/>
-        </w:rPr>
-        <w:t>February 25, 2021</w:t>
       </w:r>
     </w:p>
     <w:p/>
@@ -302,7 +286,7 @@
     <w:p/>
     <w:p>
       <w:r>
-        <w:t xml:space="preserve">This exam requires statistical analysis of the data you can download from the course website at </w:t>
+        <w:t xml:space="preserve">This exam requires statistical analysis of the data you can download from </w:t>
       </w:r>
       <w:hyperlink r:id="rId7" w:history="1">
         <w:r>
@@ -380,22 +364,95 @@
     </w:p>
     <w:p/>
     <w:p>
-      <w:r>
+      <w:pPr>
+        <w:rPr>
+          <w:rFonts w:ascii="Microsoft Sans Serif" w:hAnsi="Microsoft Sans Serif" w:cs="Microsoft Sans Serif"/>
+          <w:sz w:val="20"/>
+          <w:szCs w:val="18"/>
+        </w:rPr>
+      </w:pPr>
+      <w:r>
+        <w:rPr>
+          <w:rFonts w:ascii="Microsoft Sans Serif" w:hAnsi="Microsoft Sans Serif" w:cs="Microsoft Sans Serif"/>
+          <w:sz w:val="20"/>
+          <w:szCs w:val="18"/>
+        </w:rPr>
         <w:tab/>
+      </w:r>
+      <w:r>
+        <w:rPr>
+          <w:rFonts w:ascii="Microsoft Sans Serif" w:hAnsi="Microsoft Sans Serif" w:cs="Microsoft Sans Serif"/>
+          <w:sz w:val="20"/>
+          <w:szCs w:val="18"/>
+        </w:rPr>
+        <w:t xml:space="preserve">local repo </w:t>
+      </w:r>
+      <w:r>
+        <w:rPr>
+          <w:rFonts w:ascii="Microsoft Sans Serif" w:hAnsi="Microsoft Sans Serif" w:cs="Microsoft Sans Serif"/>
+          <w:sz w:val="20"/>
+          <w:szCs w:val="18"/>
+        </w:rPr>
+        <w:t>https://raw.githubusercontent.com/smarteconomics/eco2601-takehome/main</w:t>
+      </w:r>
+    </w:p>
+    <w:p>
+      <w:pPr>
+        <w:ind w:firstLine="720"/>
+        <w:rPr>
+          <w:rFonts w:ascii="Microsoft Sans Serif" w:hAnsi="Microsoft Sans Serif" w:cs="Microsoft Sans Serif"/>
+          <w:sz w:val="20"/>
+          <w:szCs w:val="18"/>
+        </w:rPr>
+      </w:pPr>
+      <w:r>
+        <w:rPr>
+          <w:rFonts w:ascii="Microsoft Sans Serif" w:hAnsi="Microsoft Sans Serif" w:cs="Microsoft Sans Serif"/>
+          <w:sz w:val="20"/>
+          <w:szCs w:val="18"/>
+        </w:rPr>
         <w:t xml:space="preserve">import delimited using </w:t>
       </w:r>
       <w:r>
-        <w:t>https://raw.githubusercontent.com/smarteconomics/eco2601-takehome/main/ps1.csv</w:t>
-      </w:r>
-      <w:r>
+        <w:rPr>
+          <w:rFonts w:ascii="Microsoft Sans Serif" w:hAnsi="Microsoft Sans Serif" w:cs="Microsoft Sans Serif"/>
+          <w:sz w:val="20"/>
+          <w:szCs w:val="18"/>
+        </w:rPr>
+        <w:t>`repo’</w:t>
+      </w:r>
+      <w:r>
+        <w:rPr>
+          <w:rFonts w:ascii="Microsoft Sans Serif" w:hAnsi="Microsoft Sans Serif" w:cs="Microsoft Sans Serif"/>
+          <w:sz w:val="20"/>
+          <w:szCs w:val="18"/>
+        </w:rPr>
+        <w:t>/ps1.csv</w:t>
+      </w:r>
+      <w:r>
+        <w:rPr>
+          <w:rFonts w:ascii="Microsoft Sans Serif" w:hAnsi="Microsoft Sans Serif" w:cs="Microsoft Sans Serif"/>
+          <w:sz w:val="20"/>
+          <w:szCs w:val="18"/>
+        </w:rPr>
         <w:t xml:space="preserve">, </w:t>
       </w:r>
       <w:proofErr w:type="spellStart"/>
       <w:r>
+        <w:rPr>
+          <w:rFonts w:ascii="Microsoft Sans Serif" w:hAnsi="Microsoft Sans Serif" w:cs="Microsoft Sans Serif"/>
+          <w:sz w:val="20"/>
+          <w:szCs w:val="18"/>
+        </w:rPr>
         <w:t>varn</w:t>
       </w:r>
       <w:proofErr w:type="spellEnd"/>
       <w:r>
+        <w:rPr>
+          <w:rFonts w:ascii="Microsoft Sans Serif" w:hAnsi="Microsoft Sans Serif" w:cs="Microsoft Sans Serif"/>
+          <w:sz w:val="20"/>
+          <w:szCs w:val="18"/>
+        </w:rPr>
         <w:t>(1)</w:t>
       </w:r>
     </w:p>
@@ -409,27 +466,52 @@
     <w:p>
       <w:pPr>
         <w:ind w:firstLine="720"/>
-      </w:pPr>
-      <w:r>
+        <w:rPr>
+          <w:rFonts w:ascii="Microsoft Sans Serif" w:hAnsi="Microsoft Sans Serif" w:cs="Microsoft Sans Serif"/>
+          <w:sz w:val="20"/>
+          <w:szCs w:val="18"/>
+        </w:rPr>
+      </w:pPr>
+      <w:r>
+        <w:rPr>
+          <w:rFonts w:ascii="Microsoft Sans Serif" w:hAnsi="Microsoft Sans Serif" w:cs="Microsoft Sans Serif"/>
+          <w:sz w:val="20"/>
+          <w:szCs w:val="18"/>
+        </w:rPr>
         <w:t xml:space="preserve">import delimited using </w:t>
       </w:r>
-      <w:hyperlink r:id="rId8" w:history="1">
-        <w:r>
-          <w:rPr>
-            <w:rStyle w:val="Hyperlink"/>
-          </w:rPr>
-          <w:t>https://raw.githubusercontent.com/smarteconomics/eco2601-takehome/main/ps1-metadata.csv</w:t>
-        </w:r>
-      </w:hyperlink>
-      <w:r>
-        <w:t xml:space="preserve">, </w:t>
+      <w:r>
+        <w:rPr>
+          <w:rFonts w:ascii="Microsoft Sans Serif" w:hAnsi="Microsoft Sans Serif" w:cs="Microsoft Sans Serif"/>
+          <w:sz w:val="20"/>
+          <w:szCs w:val="18"/>
+        </w:rPr>
+        <w:t>`repo’</w:t>
+      </w:r>
+      <w:r>
+        <w:rPr>
+          <w:rFonts w:ascii="Microsoft Sans Serif" w:hAnsi="Microsoft Sans Serif" w:cs="Microsoft Sans Serif"/>
+          <w:sz w:val="20"/>
+          <w:szCs w:val="18"/>
+        </w:rPr>
+        <w:t xml:space="preserve">/ps1-metadata.csv, </w:t>
       </w:r>
       <w:proofErr w:type="spellStart"/>
       <w:r>
+        <w:rPr>
+          <w:rFonts w:ascii="Microsoft Sans Serif" w:hAnsi="Microsoft Sans Serif" w:cs="Microsoft Sans Serif"/>
+          <w:sz w:val="20"/>
+          <w:szCs w:val="18"/>
+        </w:rPr>
         <w:t>varn</w:t>
       </w:r>
       <w:proofErr w:type="spellEnd"/>
       <w:r>
+        <w:rPr>
+          <w:rFonts w:ascii="Microsoft Sans Serif" w:hAnsi="Microsoft Sans Serif" w:cs="Microsoft Sans Serif"/>
+          <w:sz w:val="20"/>
+          <w:szCs w:val="18"/>
+        </w:rPr>
         <w:t>(1)</w:t>
       </w:r>
     </w:p>
@@ -1231,8 +1313,8 @@
     <w:p/>
     <w:p/>
     <w:sectPr>
-      <w:footerReference w:type="even" r:id="rId9"/>
-      <w:footerReference w:type="default" r:id="rId10"/>
+      <w:footerReference w:type="even" r:id="rId8"/>
+      <w:footerReference w:type="default" r:id="rId9"/>
       <w:pgSz w:w="12240" w:h="15840"/>
       <w:pgMar w:top="1440" w:right="1440" w:bottom="1440" w:left="1440" w:header="708" w:footer="708" w:gutter="0"/>
       <w:cols w:space="708"/>
@@ -1911,7 +1993,6 @@
   <w:style w:type="character" w:default="1" w:styleId="DefaultParagraphFont">
     <w:name w:val="Default Paragraph Font"/>
     <w:uiPriority w:val="1"/>
-    <w:semiHidden/>
     <w:unhideWhenUsed/>
   </w:style>
   <w:style w:type="table" w:default="1" w:styleId="TableNormal">
